--- a/Courses/Computer-Modeling-and-IT/Computer-Modeling-and-IT-6-Class/31-Libraries/31-Libraries-Exercises.docx
+++ b/Courses/Computer-Modeling-and-IT/Computer-Modeling-and-IT-6-Class/31-Libraries/31-Libraries-Exercises.docx
@@ -56,9 +56,9 @@
           <w:lang w:val="bg-BG"/>
         </w:rPr>
         <w:drawing>
-          <wp:inline distT="0" distB="0" distL="0" distR="0" wp14:anchorId="5D1D7169" wp14:editId="4D710A90">
-            <wp:extent cx="736979" cy="330534"/>
-            <wp:effectExtent l="0" t="0" r="6350" b="0"/>
+          <wp:inline distT="0" distB="0" distL="0" distR="0" wp14:anchorId="5D1D7169" wp14:editId="40BCD1FE">
+            <wp:extent cx="761026" cy="341061"/>
+            <wp:effectExtent l="0" t="0" r="1270" b="1905"/>
             <wp:docPr id="5" name="Picture 4"/>
             <wp:cNvGraphicFramePr>
               <a:graphicFrameLocks xmlns:a="http://schemas.openxmlformats.org/drawingml/2006/main" noChangeAspect="1"/>
@@ -87,7 +87,7 @@
                   <pic:spPr>
                     <a:xfrm>
                       <a:off x="0" y="0"/>
-                      <a:ext cx="761026" cy="341319"/>
+                      <a:ext cx="761026" cy="341061"/>
                     </a:xfrm>
                     <a:prstGeom prst="rect">
                       <a:avLst/>
@@ -1859,16 +1859,8 @@
         <w:rPr>
           <w:lang w:val="en-GB"/>
         </w:rPr>
-        <w:t>.</w:t>
-      </w:r>
-      <w:proofErr w:type="spellStart"/>
-      <w:r>
-        <w:rPr>
-          <w:lang w:val="en-GB"/>
-        </w:rPr>
-        <w:t>py</w:t>
-      </w:r>
-      <w:proofErr w:type="spellEnd"/>
+        <w:t>.py</w:t>
+      </w:r>
     </w:p>
     <w:p>
       <w:pPr>
@@ -7872,6 +7864,7 @@
   <w:style w:type="character" w:default="1" w:styleId="DefaultParagraphFont">
     <w:name w:val="Default Paragraph Font"/>
     <w:uiPriority w:val="1"/>
+    <w:semiHidden/>
     <w:unhideWhenUsed/>
   </w:style>
   <w:style w:type="table" w:default="1" w:styleId="TableNormal">
